--- a/спрог/ЛР4 СП КазаковКВ РИС-24-3б.docx
+++ b/спрог/ЛР4 СП КазаковКВ РИС-24-3б.docx
@@ -266,7 +266,7 @@
           <w:szCs w:val="28"/>
           <w:lang w:val="ru-RU"/>
         </w:rPr>
-        <w:t>2</w:t>
+        <w:t>4</w:t>
       </w:r>
     </w:p>
     <w:p>
@@ -294,7 +294,7 @@
           <w:sz w:val="28"/>
           <w:szCs w:val="28"/>
         </w:rPr>
-        <w:t>Командная оболочка</w:t>
+        <w:t>Права и пользователи</w:t>
       </w:r>
       <w:r>
         <w:rPr>
@@ -471,13 +471,23 @@
           <w:szCs w:val="28"/>
         </w:rPr>
       </w:pPr>
-      <w:r>
-        <w:rPr>
-          <w:rFonts w:ascii="Times New Roman" w:eastAsia="Times New Roman" w:hAnsi="Times New Roman" w:cs="Times New Roman"/>
-          <w:sz w:val="28"/>
-          <w:szCs w:val="28"/>
-        </w:rPr>
-        <w:t>Вичугов А. В.</w:t>
+      <w:proofErr w:type="spellStart"/>
+      <w:r>
+        <w:rPr>
+          <w:rFonts w:ascii="Times New Roman" w:eastAsia="Times New Roman" w:hAnsi="Times New Roman" w:cs="Times New Roman"/>
+          <w:sz w:val="28"/>
+          <w:szCs w:val="28"/>
+        </w:rPr>
+        <w:t>Вичугов</w:t>
+      </w:r>
+      <w:proofErr w:type="spellEnd"/>
+      <w:r>
+        <w:rPr>
+          <w:rFonts w:ascii="Times New Roman" w:eastAsia="Times New Roman" w:hAnsi="Times New Roman" w:cs="Times New Roman"/>
+          <w:sz w:val="28"/>
+          <w:szCs w:val="28"/>
+        </w:rPr>
+        <w:t xml:space="preserve"> А. В.</w:t>
       </w:r>
       <w:r>
         <w:rPr>
@@ -655,7 +665,51 @@
           <w:szCs w:val="28"/>
           <w:lang w:val="ru-RU"/>
         </w:rPr>
-        <w:t>Изучение механизмов разграничения прав доступа в UNIX-подобных операционных системах: управление пользователями и группами, назначение прав на файлы и каталоги, смена владельца и группы, а также специальных разрешений (SUID, SGID, Sticky Bit).</w:t>
+        <w:t xml:space="preserve">Изучение механизмов разграничения прав доступа в UNIX-подобных операционных системах: управление пользователями и группами, назначение прав на файлы и каталоги, смена владельца и группы, а также специальных разрешений (SUID, SGID, </w:t>
+      </w:r>
+      <w:proofErr w:type="spellStart"/>
+      <w:r>
+        <w:rPr>
+          <w:rFonts w:ascii="Times New Roman" w:eastAsia="Times New Roman" w:hAnsi="Times New Roman" w:cs="Times New Roman"/>
+          <w:color w:val="000000"/>
+          <w:sz w:val="28"/>
+          <w:szCs w:val="28"/>
+          <w:lang w:val="ru-RU"/>
+        </w:rPr>
+        <w:t>Sticky</w:t>
+      </w:r>
+      <w:proofErr w:type="spellEnd"/>
+      <w:r>
+        <w:rPr>
+          <w:rFonts w:ascii="Times New Roman" w:eastAsia="Times New Roman" w:hAnsi="Times New Roman" w:cs="Times New Roman"/>
+          <w:color w:val="000000"/>
+          <w:sz w:val="28"/>
+          <w:szCs w:val="28"/>
+          <w:lang w:val="ru-RU"/>
+        </w:rPr>
+        <w:t xml:space="preserve"> </w:t>
+      </w:r>
+      <w:proofErr w:type="spellStart"/>
+      <w:r>
+        <w:rPr>
+          <w:rFonts w:ascii="Times New Roman" w:eastAsia="Times New Roman" w:hAnsi="Times New Roman" w:cs="Times New Roman"/>
+          <w:color w:val="000000"/>
+          <w:sz w:val="28"/>
+          <w:szCs w:val="28"/>
+          <w:lang w:val="ru-RU"/>
+        </w:rPr>
+        <w:t>Bit</w:t>
+      </w:r>
+      <w:proofErr w:type="spellEnd"/>
+      <w:r>
+        <w:rPr>
+          <w:rFonts w:ascii="Times New Roman" w:eastAsia="Times New Roman" w:hAnsi="Times New Roman" w:cs="Times New Roman"/>
+          <w:color w:val="000000"/>
+          <w:sz w:val="28"/>
+          <w:szCs w:val="28"/>
+          <w:lang w:val="ru-RU"/>
+        </w:rPr>
+        <w:t>).</w:t>
       </w:r>
     </w:p>
     <w:p>
@@ -759,7 +813,27 @@
           <w:szCs w:val="28"/>
           <w:lang w:val="ru-RU"/>
         </w:rPr>
-        <w:t>Создать группу с произвольным именем, добавить в неё root и назначить её основной. Объяснить отличие основной группы от остальных.</w:t>
+        <w:t xml:space="preserve">Создать группу с произвольным именем, добавить в неё </w:t>
+      </w:r>
+      <w:proofErr w:type="spellStart"/>
+      <w:r>
+        <w:rPr>
+          <w:rFonts w:ascii="Times New Roman" w:eastAsia="Times New Roman" w:hAnsi="Times New Roman" w:cs="Times New Roman"/>
+          <w:sz w:val="28"/>
+          <w:szCs w:val="28"/>
+          <w:lang w:val="ru-RU"/>
+        </w:rPr>
+        <w:t>root</w:t>
+      </w:r>
+      <w:proofErr w:type="spellEnd"/>
+      <w:r>
+        <w:rPr>
+          <w:rFonts w:ascii="Times New Roman" w:eastAsia="Times New Roman" w:hAnsi="Times New Roman" w:cs="Times New Roman"/>
+          <w:sz w:val="28"/>
+          <w:szCs w:val="28"/>
+          <w:lang w:val="ru-RU"/>
+        </w:rPr>
+        <w:t xml:space="preserve"> и назначить её основной. Объяснить отличие основной группы от остальных.</w:t>
       </w:r>
     </w:p>
     <w:p>
@@ -786,7 +860,27 @@
           <w:szCs w:val="28"/>
           <w:lang w:val="ru-RU"/>
         </w:rPr>
-        <w:t>От имени root создать файл и подкаталог в домашнем каталоге нового пользователя.</w:t>
+        <w:t xml:space="preserve">От имени </w:t>
+      </w:r>
+      <w:proofErr w:type="spellStart"/>
+      <w:r>
+        <w:rPr>
+          <w:rFonts w:ascii="Times New Roman" w:eastAsia="Times New Roman" w:hAnsi="Times New Roman" w:cs="Times New Roman"/>
+          <w:sz w:val="28"/>
+          <w:szCs w:val="28"/>
+          <w:lang w:val="ru-RU"/>
+        </w:rPr>
+        <w:t>root</w:t>
+      </w:r>
+      <w:proofErr w:type="spellEnd"/>
+      <w:r>
+        <w:rPr>
+          <w:rFonts w:ascii="Times New Roman" w:eastAsia="Times New Roman" w:hAnsi="Times New Roman" w:cs="Times New Roman"/>
+          <w:sz w:val="28"/>
+          <w:szCs w:val="28"/>
+          <w:lang w:val="ru-RU"/>
+        </w:rPr>
+        <w:t xml:space="preserve"> создать файл и подкаталог в домашнем каталоге нового пользователя.</w:t>
       </w:r>
     </w:p>
     <w:p>
@@ -921,7 +1015,27 @@
           <w:szCs w:val="28"/>
           <w:lang w:val="ru-RU"/>
         </w:rPr>
-        <w:t>Проверить, какие операции с новым файлом доступны root, объяснить результат.</w:t>
+        <w:t xml:space="preserve">Проверить, какие операции с новым файлом доступны </w:t>
+      </w:r>
+      <w:proofErr w:type="spellStart"/>
+      <w:r>
+        <w:rPr>
+          <w:rFonts w:ascii="Times New Roman" w:eastAsia="Times New Roman" w:hAnsi="Times New Roman" w:cs="Times New Roman"/>
+          <w:sz w:val="28"/>
+          <w:szCs w:val="28"/>
+          <w:lang w:val="ru-RU"/>
+        </w:rPr>
+        <w:t>root</w:t>
+      </w:r>
+      <w:proofErr w:type="spellEnd"/>
+      <w:r>
+        <w:rPr>
+          <w:rFonts w:ascii="Times New Roman" w:eastAsia="Times New Roman" w:hAnsi="Times New Roman" w:cs="Times New Roman"/>
+          <w:sz w:val="28"/>
+          <w:szCs w:val="28"/>
+          <w:lang w:val="ru-RU"/>
+        </w:rPr>
+        <w:t>, объяснить результат.</w:t>
       </w:r>
     </w:p>
     <w:p>
@@ -948,7 +1062,47 @@
           <w:szCs w:val="28"/>
           <w:lang w:val="ru-RU"/>
         </w:rPr>
-        <w:t>Сменить владельца и группу нового файла на root и operator.</w:t>
+        <w:t xml:space="preserve">Сменить владельца и группу нового файла на </w:t>
+      </w:r>
+      <w:proofErr w:type="spellStart"/>
+      <w:r>
+        <w:rPr>
+          <w:rFonts w:ascii="Times New Roman" w:eastAsia="Times New Roman" w:hAnsi="Times New Roman" w:cs="Times New Roman"/>
+          <w:sz w:val="28"/>
+          <w:szCs w:val="28"/>
+          <w:lang w:val="ru-RU"/>
+        </w:rPr>
+        <w:t>root</w:t>
+      </w:r>
+      <w:proofErr w:type="spellEnd"/>
+      <w:r>
+        <w:rPr>
+          <w:rFonts w:ascii="Times New Roman" w:eastAsia="Times New Roman" w:hAnsi="Times New Roman" w:cs="Times New Roman"/>
+          <w:sz w:val="28"/>
+          <w:szCs w:val="28"/>
+          <w:lang w:val="ru-RU"/>
+        </w:rPr>
+        <w:t xml:space="preserve"> и </w:t>
+      </w:r>
+      <w:proofErr w:type="spellStart"/>
+      <w:r>
+        <w:rPr>
+          <w:rFonts w:ascii="Times New Roman" w:eastAsia="Times New Roman" w:hAnsi="Times New Roman" w:cs="Times New Roman"/>
+          <w:sz w:val="28"/>
+          <w:szCs w:val="28"/>
+          <w:lang w:val="ru-RU"/>
+        </w:rPr>
+        <w:t>operator</w:t>
+      </w:r>
+      <w:proofErr w:type="spellEnd"/>
+      <w:r>
+        <w:rPr>
+          <w:rFonts w:ascii="Times New Roman" w:eastAsia="Times New Roman" w:hAnsi="Times New Roman" w:cs="Times New Roman"/>
+          <w:sz w:val="28"/>
+          <w:szCs w:val="28"/>
+          <w:lang w:val="ru-RU"/>
+        </w:rPr>
+        <w:t>.</w:t>
       </w:r>
     </w:p>
     <w:p>
@@ -971,7 +1125,47 @@
           <w:szCs w:val="28"/>
           <w:lang w:val="ru-RU"/>
         </w:rPr>
-        <w:t>Дополнительно: разобрать и продемонстрировать SUID, SGID и Sticky Bit.</w:t>
+        <w:t xml:space="preserve">Дополнительно: разобрать и продемонстрировать SUID, SGID и </w:t>
+      </w:r>
+      <w:proofErr w:type="spellStart"/>
+      <w:r>
+        <w:rPr>
+          <w:rFonts w:ascii="Times New Roman" w:eastAsia="Times New Roman" w:hAnsi="Times New Roman" w:cs="Times New Roman"/>
+          <w:sz w:val="28"/>
+          <w:szCs w:val="28"/>
+          <w:lang w:val="ru-RU"/>
+        </w:rPr>
+        <w:t>Sticky</w:t>
+      </w:r>
+      <w:proofErr w:type="spellEnd"/>
+      <w:r>
+        <w:rPr>
+          <w:rFonts w:ascii="Times New Roman" w:eastAsia="Times New Roman" w:hAnsi="Times New Roman" w:cs="Times New Roman"/>
+          <w:sz w:val="28"/>
+          <w:szCs w:val="28"/>
+          <w:lang w:val="ru-RU"/>
+        </w:rPr>
+        <w:t xml:space="preserve"> </w:t>
+      </w:r>
+      <w:proofErr w:type="spellStart"/>
+      <w:r>
+        <w:rPr>
+          <w:rFonts w:ascii="Times New Roman" w:eastAsia="Times New Roman" w:hAnsi="Times New Roman" w:cs="Times New Roman"/>
+          <w:sz w:val="28"/>
+          <w:szCs w:val="28"/>
+          <w:lang w:val="ru-RU"/>
+        </w:rPr>
+        <w:t>Bit</w:t>
+      </w:r>
+      <w:proofErr w:type="spellEnd"/>
+      <w:r>
+        <w:rPr>
+          <w:rFonts w:ascii="Times New Roman" w:eastAsia="Times New Roman" w:hAnsi="Times New Roman" w:cs="Times New Roman"/>
+          <w:sz w:val="28"/>
+          <w:szCs w:val="28"/>
+          <w:lang w:val="ru-RU"/>
+        </w:rPr>
+        <w:t>.</w:t>
       </w:r>
     </w:p>
     <w:p>
@@ -1367,7 +1561,7 @@
           <w:noProof/>
           <w:sz w:val="28"/>
           <w:szCs w:val="28"/>
-          <w:lang w:val="en-US"/>
+          <w:lang w:val="ru-RU"/>
         </w:rPr>
       </w:pPr>
     </w:p>
@@ -1388,7 +1582,7 @@
           <w:noProof/>
           <w:sz w:val="28"/>
           <w:szCs w:val="28"/>
-          <w:lang w:val="en-US"/>
+          <w:lang w:val="ru-RU"/>
         </w:rPr>
         <w:tab/>
       </w:r>
@@ -1400,7 +1594,7 @@
           <w:szCs w:val="28"/>
           <w:lang w:val="en-US"/>
         </w:rPr>
-        <w:t>C</w:t>
+        <w:t>Cat</w:t>
       </w:r>
       <w:r>
         <w:rPr>
@@ -1410,7 +1604,7 @@
           <w:szCs w:val="28"/>
           <w:lang w:val="en-US"/>
         </w:rPr>
-        <w:t>at</w:t>
+        <w:t xml:space="preserve"> &gt;</w:t>
       </w:r>
       <w:r>
         <w:rPr>
@@ -1420,62 +1614,75 @@
           <w:szCs w:val="28"/>
           <w:lang w:val="en-US"/>
         </w:rPr>
-        <w:t xml:space="preserve"> &gt;</w:t>
-      </w:r>
+        <w:t xml:space="preserve"> /home/student2/testfile</w:t>
+      </w:r>
+    </w:p>
+    <w:p>
+      <w:pPr>
+        <w:widowControl w:val="0"/>
+        <w:rPr>
+          <w:rFonts w:ascii="Times New Roman" w:eastAsia="Times New Roman" w:hAnsi="Times New Roman" w:cs="Times New Roman"/>
+          <w:sz w:val="28"/>
+          <w:szCs w:val="28"/>
+          <w:lang w:val="en-US"/>
+        </w:rPr>
+      </w:pPr>
+      <w:r>
+        <w:rPr>
+          <w:rFonts w:ascii="Times New Roman" w:eastAsia="Times New Roman" w:hAnsi="Times New Roman" w:cs="Times New Roman"/>
+          <w:sz w:val="28"/>
+          <w:szCs w:val="28"/>
+          <w:lang w:val="en-US"/>
+        </w:rPr>
+        <w:tab/>
+      </w:r>
+      <w:proofErr w:type="spellStart"/>
+      <w:r>
+        <w:rPr>
+          <w:rFonts w:ascii="Times New Roman" w:eastAsia="Times New Roman" w:hAnsi="Times New Roman" w:cs="Times New Roman"/>
+          <w:sz w:val="28"/>
+          <w:szCs w:val="28"/>
+          <w:lang w:val="en-US"/>
+        </w:rPr>
+        <w:t>mkdir</w:t>
+      </w:r>
+      <w:proofErr w:type="spellEnd"/>
+      <w:r>
+        <w:rPr>
+          <w:rFonts w:ascii="Times New Roman" w:eastAsia="Times New Roman" w:hAnsi="Times New Roman" w:cs="Times New Roman"/>
+          <w:sz w:val="28"/>
+          <w:szCs w:val="28"/>
+          <w:lang w:val="en-US"/>
+        </w:rPr>
+        <w:t xml:space="preserve"> /home/student2/</w:t>
+      </w:r>
+      <w:proofErr w:type="spellStart"/>
+      <w:r>
+        <w:rPr>
+          <w:rFonts w:ascii="Times New Roman" w:eastAsia="Times New Roman" w:hAnsi="Times New Roman" w:cs="Times New Roman"/>
+          <w:sz w:val="28"/>
+          <w:szCs w:val="28"/>
+          <w:lang w:val="en-US"/>
+        </w:rPr>
+        <w:t>testdir</w:t>
+      </w:r>
+      <w:proofErr w:type="spellEnd"/>
+    </w:p>
+    <w:p>
+      <w:pPr>
+        <w:widowControl w:val="0"/>
+        <w:jc w:val="center"/>
+        <w:rPr>
+          <w:rFonts w:ascii="Times New Roman" w:eastAsia="Times New Roman" w:hAnsi="Times New Roman" w:cs="Times New Roman"/>
+          <w:sz w:val="28"/>
+          <w:szCs w:val="28"/>
+          <w:lang w:val="en-US"/>
+        </w:rPr>
+      </w:pPr>
       <w:r>
         <w:rPr>
           <w:rFonts w:ascii="Times New Roman" w:eastAsia="Times New Roman" w:hAnsi="Times New Roman" w:cs="Times New Roman"/>
           <w:noProof/>
-          <w:sz w:val="28"/>
-          <w:szCs w:val="28"/>
-          <w:lang w:val="en-US"/>
-        </w:rPr>
-        <w:t xml:space="preserve"> /home/student2/testfile</w:t>
-      </w:r>
-    </w:p>
-    <w:p>
-      <w:pPr>
-        <w:widowControl w:val="0"/>
-        <w:rPr>
-          <w:rFonts w:ascii="Times New Roman" w:eastAsia="Times New Roman" w:hAnsi="Times New Roman" w:cs="Times New Roman"/>
-          <w:sz w:val="28"/>
-          <w:szCs w:val="28"/>
-          <w:lang w:val="en-US"/>
-        </w:rPr>
-      </w:pPr>
-      <w:r>
-        <w:rPr>
-          <w:rFonts w:ascii="Times New Roman" w:eastAsia="Times New Roman" w:hAnsi="Times New Roman" w:cs="Times New Roman"/>
-          <w:sz w:val="28"/>
-          <w:szCs w:val="28"/>
-          <w:lang w:val="en-US"/>
-        </w:rPr>
-        <w:tab/>
-      </w:r>
-      <w:r>
-        <w:rPr>
-          <w:rFonts w:ascii="Times New Roman" w:eastAsia="Times New Roman" w:hAnsi="Times New Roman" w:cs="Times New Roman"/>
-          <w:sz w:val="28"/>
-          <w:szCs w:val="28"/>
-          <w:lang w:val="en-US"/>
-        </w:rPr>
-        <w:t>mkdir /home/student2/testdir</w:t>
-      </w:r>
-    </w:p>
-    <w:p>
-      <w:pPr>
-        <w:widowControl w:val="0"/>
-        <w:jc w:val="center"/>
-        <w:rPr>
-          <w:rFonts w:ascii="Times New Roman" w:eastAsia="Times New Roman" w:hAnsi="Times New Roman" w:cs="Times New Roman"/>
-          <w:sz w:val="28"/>
-          <w:szCs w:val="28"/>
-          <w:lang w:val="en-US"/>
-        </w:rPr>
-      </w:pPr>
-      <w:r>
-        <w:rPr>
-          <w:rFonts w:ascii="Times New Roman" w:eastAsia="Times New Roman" w:hAnsi="Times New Roman" w:cs="Times New Roman"/>
           <w:sz w:val="28"/>
           <w:szCs w:val="28"/>
           <w:lang w:val="en-US"/>
@@ -1536,25 +1743,7 @@
           <w:szCs w:val="28"/>
           <w:lang w:val="ru-RU"/>
         </w:rPr>
-        <w:t xml:space="preserve">Рисунок </w:t>
-      </w:r>
-      <w:r>
-        <w:rPr>
-          <w:rFonts w:ascii="Times New Roman" w:eastAsia="Times New Roman" w:hAnsi="Times New Roman" w:cs="Times New Roman"/>
-          <w:sz w:val="28"/>
-          <w:szCs w:val="28"/>
-          <w:lang w:val="ru-RU"/>
-        </w:rPr>
-        <w:t>4</w:t>
-      </w:r>
-      <w:r>
-        <w:rPr>
-          <w:rFonts w:ascii="Times New Roman" w:eastAsia="Times New Roman" w:hAnsi="Times New Roman" w:cs="Times New Roman"/>
-          <w:sz w:val="28"/>
-          <w:szCs w:val="28"/>
-          <w:lang w:val="ru-RU"/>
-        </w:rPr>
-        <w:t xml:space="preserve"> –</w:t>
+        <w:t>Рисунок 4 –</w:t>
       </w:r>
       <w:r>
         <w:rPr>
@@ -1593,7 +1782,78 @@
           <w:szCs w:val="28"/>
           <w:lang w:val="ru-RU"/>
         </w:rPr>
-        <w:t>Файл: r — чтение (cat), w — изменение (echo &gt;), x — запуск (./file).</w:t>
+        <w:t>Файл: r — чтение (</w:t>
+      </w:r>
+      <w:proofErr w:type="spellStart"/>
+      <w:r>
+        <w:rPr>
+          <w:rFonts w:ascii="Times New Roman" w:eastAsia="Times New Roman" w:hAnsi="Times New Roman" w:cs="Times New Roman"/>
+          <w:sz w:val="28"/>
+          <w:szCs w:val="28"/>
+          <w:lang w:val="ru-RU"/>
+        </w:rPr>
+        <w:t>cat</w:t>
+      </w:r>
+      <w:proofErr w:type="spellEnd"/>
+      <w:r>
+        <w:rPr>
+          <w:rFonts w:ascii="Times New Roman" w:eastAsia="Times New Roman" w:hAnsi="Times New Roman" w:cs="Times New Roman"/>
+          <w:sz w:val="28"/>
+          <w:szCs w:val="28"/>
+          <w:lang w:val="ru-RU"/>
+        </w:rPr>
+        <w:t>), w — изменение (</w:t>
+      </w:r>
+      <w:proofErr w:type="spellStart"/>
+      <w:proofErr w:type="gramStart"/>
+      <w:r>
+        <w:rPr>
+          <w:rFonts w:ascii="Times New Roman" w:eastAsia="Times New Roman" w:hAnsi="Times New Roman" w:cs="Times New Roman"/>
+          <w:sz w:val="28"/>
+          <w:szCs w:val="28"/>
+          <w:lang w:val="ru-RU"/>
+        </w:rPr>
+        <w:t>echo</w:t>
+      </w:r>
+      <w:proofErr w:type="spellEnd"/>
+      <w:r>
+        <w:rPr>
+          <w:rFonts w:ascii="Times New Roman" w:eastAsia="Times New Roman" w:hAnsi="Times New Roman" w:cs="Times New Roman"/>
+          <w:sz w:val="28"/>
+          <w:szCs w:val="28"/>
+          <w:lang w:val="ru-RU"/>
+        </w:rPr>
+        <w:t xml:space="preserve"> &gt;</w:t>
+      </w:r>
+      <w:proofErr w:type="gramEnd"/>
+      <w:r>
+        <w:rPr>
+          <w:rFonts w:ascii="Times New Roman" w:eastAsia="Times New Roman" w:hAnsi="Times New Roman" w:cs="Times New Roman"/>
+          <w:sz w:val="28"/>
+          <w:szCs w:val="28"/>
+          <w:lang w:val="ru-RU"/>
+        </w:rPr>
+        <w:t>), x — запуск (./</w:t>
+      </w:r>
+      <w:proofErr w:type="spellStart"/>
+      <w:r>
+        <w:rPr>
+          <w:rFonts w:ascii="Times New Roman" w:eastAsia="Times New Roman" w:hAnsi="Times New Roman" w:cs="Times New Roman"/>
+          <w:sz w:val="28"/>
+          <w:szCs w:val="28"/>
+          <w:lang w:val="ru-RU"/>
+        </w:rPr>
+        <w:t>file</w:t>
+      </w:r>
+      <w:proofErr w:type="spellEnd"/>
+      <w:r>
+        <w:rPr>
+          <w:rFonts w:ascii="Times New Roman" w:eastAsia="Times New Roman" w:hAnsi="Times New Roman" w:cs="Times New Roman"/>
+          <w:sz w:val="28"/>
+          <w:szCs w:val="28"/>
+          <w:lang w:val="ru-RU"/>
+        </w:rPr>
+        <w:t>).</w:t>
       </w:r>
     </w:p>
     <w:p>
@@ -1614,7 +1874,87 @@
           <w:szCs w:val="28"/>
           <w:lang w:val="ru-RU"/>
         </w:rPr>
-        <w:t>Каталог: r — просмотр списка (ls), w — создание/удаление файлов (touch, rm), x — вход и доступ к файлам по имени (cd).</w:t>
+        <w:t>Каталог: r — просмотр списка (</w:t>
+      </w:r>
+      <w:proofErr w:type="spellStart"/>
+      <w:r>
+        <w:rPr>
+          <w:rFonts w:ascii="Times New Roman" w:eastAsia="Times New Roman" w:hAnsi="Times New Roman" w:cs="Times New Roman"/>
+          <w:sz w:val="28"/>
+          <w:szCs w:val="28"/>
+          <w:lang w:val="ru-RU"/>
+        </w:rPr>
+        <w:t>ls</w:t>
+      </w:r>
+      <w:proofErr w:type="spellEnd"/>
+      <w:r>
+        <w:rPr>
+          <w:rFonts w:ascii="Times New Roman" w:eastAsia="Times New Roman" w:hAnsi="Times New Roman" w:cs="Times New Roman"/>
+          <w:sz w:val="28"/>
+          <w:szCs w:val="28"/>
+          <w:lang w:val="ru-RU"/>
+        </w:rPr>
+        <w:t>), w — создание/удаление файлов (</w:t>
+      </w:r>
+      <w:proofErr w:type="spellStart"/>
+      <w:r>
+        <w:rPr>
+          <w:rFonts w:ascii="Times New Roman" w:eastAsia="Times New Roman" w:hAnsi="Times New Roman" w:cs="Times New Roman"/>
+          <w:sz w:val="28"/>
+          <w:szCs w:val="28"/>
+          <w:lang w:val="ru-RU"/>
+        </w:rPr>
+        <w:t>touch</w:t>
+      </w:r>
+      <w:proofErr w:type="spellEnd"/>
+      <w:r>
+        <w:rPr>
+          <w:rFonts w:ascii="Times New Roman" w:eastAsia="Times New Roman" w:hAnsi="Times New Roman" w:cs="Times New Roman"/>
+          <w:sz w:val="28"/>
+          <w:szCs w:val="28"/>
+          <w:lang w:val="ru-RU"/>
+        </w:rPr>
+        <w:t xml:space="preserve">, </w:t>
+      </w:r>
+      <w:proofErr w:type="spellStart"/>
+      <w:r>
+        <w:rPr>
+          <w:rFonts w:ascii="Times New Roman" w:eastAsia="Times New Roman" w:hAnsi="Times New Roman" w:cs="Times New Roman"/>
+          <w:sz w:val="28"/>
+          <w:szCs w:val="28"/>
+          <w:lang w:val="ru-RU"/>
+        </w:rPr>
+        <w:t>rm</w:t>
+      </w:r>
+      <w:proofErr w:type="spellEnd"/>
+      <w:r>
+        <w:rPr>
+          <w:rFonts w:ascii="Times New Roman" w:eastAsia="Times New Roman" w:hAnsi="Times New Roman" w:cs="Times New Roman"/>
+          <w:sz w:val="28"/>
+          <w:szCs w:val="28"/>
+          <w:lang w:val="ru-RU"/>
+        </w:rPr>
+        <w:t>), x — вход и доступ к файлам по имени (</w:t>
+      </w:r>
+      <w:proofErr w:type="spellStart"/>
+      <w:r>
+        <w:rPr>
+          <w:rFonts w:ascii="Times New Roman" w:eastAsia="Times New Roman" w:hAnsi="Times New Roman" w:cs="Times New Roman"/>
+          <w:sz w:val="28"/>
+          <w:szCs w:val="28"/>
+          <w:lang w:val="ru-RU"/>
+        </w:rPr>
+        <w:t>cd</w:t>
+      </w:r>
+      <w:proofErr w:type="spellEnd"/>
+      <w:r>
+        <w:rPr>
+          <w:rFonts w:ascii="Times New Roman" w:eastAsia="Times New Roman" w:hAnsi="Times New Roman" w:cs="Times New Roman"/>
+          <w:sz w:val="28"/>
+          <w:szCs w:val="28"/>
+          <w:lang w:val="ru-RU"/>
+        </w:rPr>
+        <w:t>).</w:t>
       </w:r>
     </w:p>
     <w:p>
@@ -1625,7 +1965,7 @@
           <w:rFonts w:ascii="Times New Roman" w:eastAsia="Times New Roman" w:hAnsi="Times New Roman" w:cs="Times New Roman"/>
           <w:sz w:val="28"/>
           <w:szCs w:val="28"/>
-          <w:lang w:val="en-US"/>
+          <w:lang w:val="ru-RU"/>
         </w:rPr>
       </w:pPr>
     </w:p>
@@ -1644,6 +1984,7 @@
       <w:r>
         <w:rPr>
           <w:rFonts w:ascii="Times New Roman" w:eastAsia="Times New Roman" w:hAnsi="Times New Roman" w:cs="Times New Roman"/>
+          <w:noProof/>
           <w:sz w:val="28"/>
           <w:szCs w:val="28"/>
           <w:lang w:val="ru-RU"/>
@@ -1736,6 +2077,7 @@
       <w:r>
         <w:rPr>
           <w:rFonts w:ascii="Times New Roman" w:eastAsia="Times New Roman" w:hAnsi="Times New Roman" w:cs="Times New Roman"/>
+          <w:noProof/>
           <w:sz w:val="28"/>
           <w:szCs w:val="28"/>
           <w:lang w:val="ru-RU"/>
@@ -1807,7 +2149,7 @@
           <w:rFonts w:ascii="Times New Roman" w:eastAsia="Times New Roman" w:hAnsi="Times New Roman" w:cs="Times New Roman"/>
           <w:sz w:val="28"/>
           <w:szCs w:val="28"/>
-          <w:lang w:val="en-US"/>
+          <w:lang w:val="ru-RU"/>
         </w:rPr>
       </w:pPr>
     </w:p>
@@ -1819,18 +2161,38 @@
           <w:rFonts w:ascii="Times New Roman" w:eastAsia="Times New Roman" w:hAnsi="Times New Roman" w:cs="Times New Roman"/>
           <w:sz w:val="28"/>
           <w:szCs w:val="28"/>
-          <w:lang w:val="en-US"/>
-        </w:rPr>
-      </w:pPr>
-      <w:r>
-        <w:rPr>
-          <w:rFonts w:ascii="Times New Roman" w:eastAsia="Times New Roman" w:hAnsi="Times New Roman" w:cs="Times New Roman"/>
-          <w:sz w:val="28"/>
-          <w:szCs w:val="28"/>
-          <w:lang w:val="en-US"/>
-        </w:rPr>
-        <w:t>cat &gt; ~/newfile</w:t>
-      </w:r>
+          <w:lang w:val="ru-RU"/>
+        </w:rPr>
+      </w:pPr>
+      <w:r>
+        <w:rPr>
+          <w:rFonts w:ascii="Times New Roman" w:eastAsia="Times New Roman" w:hAnsi="Times New Roman" w:cs="Times New Roman"/>
+          <w:sz w:val="28"/>
+          <w:szCs w:val="28"/>
+          <w:lang w:val="en-US"/>
+        </w:rPr>
+        <w:t>cat</w:t>
+      </w:r>
+      <w:r>
+        <w:rPr>
+          <w:rFonts w:ascii="Times New Roman" w:eastAsia="Times New Roman" w:hAnsi="Times New Roman" w:cs="Times New Roman"/>
+          <w:sz w:val="28"/>
+          <w:szCs w:val="28"/>
+          <w:lang w:val="ru-RU"/>
+        </w:rPr>
+        <w:t xml:space="preserve"> &gt; ~/</w:t>
+      </w:r>
+      <w:proofErr w:type="spellStart"/>
+      <w:r>
+        <w:rPr>
+          <w:rFonts w:ascii="Times New Roman" w:eastAsia="Times New Roman" w:hAnsi="Times New Roman" w:cs="Times New Roman"/>
+          <w:sz w:val="28"/>
+          <w:szCs w:val="28"/>
+          <w:lang w:val="en-US"/>
+        </w:rPr>
+        <w:t>newfile</w:t>
+      </w:r>
+      <w:proofErr w:type="spellEnd"/>
     </w:p>
     <w:p>
       <w:pPr>
@@ -1844,15 +2206,57 @@
           <w:lang w:val="en-US"/>
         </w:rPr>
       </w:pPr>
-      <w:r>
-        <w:rPr>
-          <w:rFonts w:ascii="Times New Roman" w:eastAsia="Times New Roman" w:hAnsi="Times New Roman" w:cs="Times New Roman"/>
-          <w:sz w:val="28"/>
-          <w:szCs w:val="28"/>
-          <w:lang w:val="en-US"/>
-        </w:rPr>
-        <w:t>chmod go-rwx ~/newfile</w:t>
-      </w:r>
+      <w:proofErr w:type="spellStart"/>
+      <w:r>
+        <w:rPr>
+          <w:rFonts w:ascii="Times New Roman" w:eastAsia="Times New Roman" w:hAnsi="Times New Roman" w:cs="Times New Roman"/>
+          <w:sz w:val="28"/>
+          <w:szCs w:val="28"/>
+          <w:lang w:val="en-US"/>
+        </w:rPr>
+        <w:t>chmod</w:t>
+      </w:r>
+      <w:proofErr w:type="spellEnd"/>
+      <w:r>
+        <w:rPr>
+          <w:rFonts w:ascii="Times New Roman" w:eastAsia="Times New Roman" w:hAnsi="Times New Roman" w:cs="Times New Roman"/>
+          <w:sz w:val="28"/>
+          <w:szCs w:val="28"/>
+          <w:lang w:val="en-US"/>
+        </w:rPr>
+        <w:t xml:space="preserve"> go-</w:t>
+      </w:r>
+      <w:proofErr w:type="spellStart"/>
+      <w:r>
+        <w:rPr>
+          <w:rFonts w:ascii="Times New Roman" w:eastAsia="Times New Roman" w:hAnsi="Times New Roman" w:cs="Times New Roman"/>
+          <w:sz w:val="28"/>
+          <w:szCs w:val="28"/>
+          <w:lang w:val="en-US"/>
+        </w:rPr>
+        <w:t>rwx</w:t>
+      </w:r>
+      <w:proofErr w:type="spellEnd"/>
+      <w:r>
+        <w:rPr>
+          <w:rFonts w:ascii="Times New Roman" w:eastAsia="Times New Roman" w:hAnsi="Times New Roman" w:cs="Times New Roman"/>
+          <w:sz w:val="28"/>
+          <w:szCs w:val="28"/>
+          <w:lang w:val="en-US"/>
+        </w:rPr>
+        <w:t xml:space="preserve"> ~/</w:t>
+      </w:r>
+      <w:proofErr w:type="spellStart"/>
+      <w:r>
+        <w:rPr>
+          <w:rFonts w:ascii="Times New Roman" w:eastAsia="Times New Roman" w:hAnsi="Times New Roman" w:cs="Times New Roman"/>
+          <w:sz w:val="28"/>
+          <w:szCs w:val="28"/>
+          <w:lang w:val="en-US"/>
+        </w:rPr>
+        <w:t>newfile</w:t>
+      </w:r>
+      <w:proofErr w:type="spellEnd"/>
     </w:p>
     <w:p>
       <w:pPr>
@@ -1869,6 +2273,7 @@
       <w:r>
         <w:rPr>
           <w:rFonts w:ascii="Times New Roman" w:eastAsia="Times New Roman" w:hAnsi="Times New Roman" w:cs="Times New Roman"/>
+          <w:noProof/>
           <w:sz w:val="28"/>
           <w:szCs w:val="28"/>
           <w:lang w:val="en-US"/>
@@ -1957,6 +2362,7 @@
       <w:r>
         <w:rPr>
           <w:rFonts w:ascii="Times New Roman" w:eastAsia="Times New Roman" w:hAnsi="Times New Roman" w:cs="Times New Roman"/>
+          <w:noProof/>
           <w:sz w:val="28"/>
           <w:szCs w:val="28"/>
           <w:lang w:val="en-US"/>
@@ -2036,16 +2442,7 @@
           <w:szCs w:val="28"/>
           <w:lang w:val="ru-RU"/>
         </w:rPr>
-        <w:t xml:space="preserve"> – </w:t>
-      </w:r>
-      <w:r>
-        <w:rPr>
-          <w:rFonts w:ascii="Times New Roman" w:eastAsia="Times New Roman" w:hAnsi="Times New Roman" w:cs="Times New Roman"/>
-          <w:sz w:val="28"/>
-          <w:szCs w:val="28"/>
-          <w:lang w:val="ru-RU"/>
-        </w:rPr>
-        <w:t xml:space="preserve">Проверка прав </w:t>
+        <w:t xml:space="preserve"> – Проверка прав </w:t>
       </w:r>
       <w:r>
         <w:rPr>
@@ -2085,6 +2482,7 @@
       <w:r>
         <w:rPr>
           <w:rFonts w:ascii="Times New Roman" w:eastAsia="Times New Roman" w:hAnsi="Times New Roman" w:cs="Times New Roman"/>
+          <w:noProof/>
           <w:sz w:val="28"/>
           <w:szCs w:val="28"/>
           <w:lang w:val="en-US"/>
@@ -2163,16 +2561,7 @@
           <w:szCs w:val="28"/>
           <w:lang w:val="ru-RU"/>
         </w:rPr>
-        <w:t xml:space="preserve"> – </w:t>
-      </w:r>
-      <w:r>
-        <w:rPr>
-          <w:rFonts w:ascii="Times New Roman" w:eastAsia="Times New Roman" w:hAnsi="Times New Roman" w:cs="Times New Roman"/>
-          <w:sz w:val="28"/>
-          <w:szCs w:val="28"/>
-          <w:lang w:val="ru-RU"/>
-        </w:rPr>
-        <w:t>Смена владельца и группы</w:t>
+        <w:t xml:space="preserve"> – Смена владельца и группы</w:t>
       </w:r>
     </w:p>
     <w:p>
@@ -2236,7 +2625,147 @@
           <w:szCs w:val="28"/>
           <w:lang w:val="ru-RU"/>
         </w:rPr>
-        <w:t>Команда /bin/passwd меняет пароль пользователя, а он хранится в /etc/master.passwd, доступном только root. Как обычный пользователь может изменить свой пароль? Очень просто: у passwd установлен SUID, и при запуске она работает от имени root, независимо от того, кто её запустил.</w:t>
+        <w:t>Команда /</w:t>
+      </w:r>
+      <w:proofErr w:type="spellStart"/>
+      <w:r>
+        <w:rPr>
+          <w:rFonts w:ascii="Times New Roman" w:eastAsia="Times New Roman" w:hAnsi="Times New Roman" w:cs="Times New Roman"/>
+          <w:sz w:val="28"/>
+          <w:szCs w:val="28"/>
+          <w:lang w:val="ru-RU"/>
+        </w:rPr>
+        <w:t>bin</w:t>
+      </w:r>
+      <w:proofErr w:type="spellEnd"/>
+      <w:r>
+        <w:rPr>
+          <w:rFonts w:ascii="Times New Roman" w:eastAsia="Times New Roman" w:hAnsi="Times New Roman" w:cs="Times New Roman"/>
+          <w:sz w:val="28"/>
+          <w:szCs w:val="28"/>
+          <w:lang w:val="ru-RU"/>
+        </w:rPr>
+        <w:t>/</w:t>
+      </w:r>
+      <w:proofErr w:type="spellStart"/>
+      <w:r>
+        <w:rPr>
+          <w:rFonts w:ascii="Times New Roman" w:eastAsia="Times New Roman" w:hAnsi="Times New Roman" w:cs="Times New Roman"/>
+          <w:sz w:val="28"/>
+          <w:szCs w:val="28"/>
+          <w:lang w:val="ru-RU"/>
+        </w:rPr>
+        <w:t>passwd</w:t>
+      </w:r>
+      <w:proofErr w:type="spellEnd"/>
+      <w:r>
+        <w:rPr>
+          <w:rFonts w:ascii="Times New Roman" w:eastAsia="Times New Roman" w:hAnsi="Times New Roman" w:cs="Times New Roman"/>
+          <w:sz w:val="28"/>
+          <w:szCs w:val="28"/>
+          <w:lang w:val="ru-RU"/>
+        </w:rPr>
+        <w:t xml:space="preserve"> меняет пароль пользователя, а он хранится в /</w:t>
+      </w:r>
+      <w:proofErr w:type="spellStart"/>
+      <w:r>
+        <w:rPr>
+          <w:rFonts w:ascii="Times New Roman" w:eastAsia="Times New Roman" w:hAnsi="Times New Roman" w:cs="Times New Roman"/>
+          <w:sz w:val="28"/>
+          <w:szCs w:val="28"/>
+          <w:lang w:val="ru-RU"/>
+        </w:rPr>
+        <w:t>etc</w:t>
+      </w:r>
+      <w:proofErr w:type="spellEnd"/>
+      <w:r>
+        <w:rPr>
+          <w:rFonts w:ascii="Times New Roman" w:eastAsia="Times New Roman" w:hAnsi="Times New Roman" w:cs="Times New Roman"/>
+          <w:sz w:val="28"/>
+          <w:szCs w:val="28"/>
+          <w:lang w:val="ru-RU"/>
+        </w:rPr>
+        <w:t>/</w:t>
+      </w:r>
+      <w:proofErr w:type="spellStart"/>
+      <w:r>
+        <w:rPr>
+          <w:rFonts w:ascii="Times New Roman" w:eastAsia="Times New Roman" w:hAnsi="Times New Roman" w:cs="Times New Roman"/>
+          <w:sz w:val="28"/>
+          <w:szCs w:val="28"/>
+          <w:lang w:val="ru-RU"/>
+        </w:rPr>
+        <w:t>master.passwd</w:t>
+      </w:r>
+      <w:proofErr w:type="spellEnd"/>
+      <w:r>
+        <w:rPr>
+          <w:rFonts w:ascii="Times New Roman" w:eastAsia="Times New Roman" w:hAnsi="Times New Roman" w:cs="Times New Roman"/>
+          <w:sz w:val="28"/>
+          <w:szCs w:val="28"/>
+          <w:lang w:val="ru-RU"/>
+        </w:rPr>
+        <w:t xml:space="preserve">, доступном только </w:t>
+      </w:r>
+      <w:proofErr w:type="spellStart"/>
+      <w:r>
+        <w:rPr>
+          <w:rFonts w:ascii="Times New Roman" w:eastAsia="Times New Roman" w:hAnsi="Times New Roman" w:cs="Times New Roman"/>
+          <w:sz w:val="28"/>
+          <w:szCs w:val="28"/>
+          <w:lang w:val="ru-RU"/>
+        </w:rPr>
+        <w:t>root</w:t>
+      </w:r>
+      <w:proofErr w:type="spellEnd"/>
+      <w:r>
+        <w:rPr>
+          <w:rFonts w:ascii="Times New Roman" w:eastAsia="Times New Roman" w:hAnsi="Times New Roman" w:cs="Times New Roman"/>
+          <w:sz w:val="28"/>
+          <w:szCs w:val="28"/>
+          <w:lang w:val="ru-RU"/>
+        </w:rPr>
+        <w:t xml:space="preserve">. Как обычный пользователь может изменить свой пароль? Очень просто: у </w:t>
+      </w:r>
+      <w:proofErr w:type="spellStart"/>
+      <w:r>
+        <w:rPr>
+          <w:rFonts w:ascii="Times New Roman" w:eastAsia="Times New Roman" w:hAnsi="Times New Roman" w:cs="Times New Roman"/>
+          <w:sz w:val="28"/>
+          <w:szCs w:val="28"/>
+          <w:lang w:val="ru-RU"/>
+        </w:rPr>
+        <w:t>passwd</w:t>
+      </w:r>
+      <w:proofErr w:type="spellEnd"/>
+      <w:r>
+        <w:rPr>
+          <w:rFonts w:ascii="Times New Roman" w:eastAsia="Times New Roman" w:hAnsi="Times New Roman" w:cs="Times New Roman"/>
+          <w:sz w:val="28"/>
+          <w:szCs w:val="28"/>
+          <w:lang w:val="ru-RU"/>
+        </w:rPr>
+        <w:t xml:space="preserve"> установлен SUID, и при запуске она работает от имени </w:t>
+      </w:r>
+      <w:proofErr w:type="spellStart"/>
+      <w:r>
+        <w:rPr>
+          <w:rFonts w:ascii="Times New Roman" w:eastAsia="Times New Roman" w:hAnsi="Times New Roman" w:cs="Times New Roman"/>
+          <w:sz w:val="28"/>
+          <w:szCs w:val="28"/>
+          <w:lang w:val="ru-RU"/>
+        </w:rPr>
+        <w:t>root</w:t>
+      </w:r>
+      <w:proofErr w:type="spellEnd"/>
+      <w:r>
+        <w:rPr>
+          <w:rFonts w:ascii="Times New Roman" w:eastAsia="Times New Roman" w:hAnsi="Times New Roman" w:cs="Times New Roman"/>
+          <w:sz w:val="28"/>
+          <w:szCs w:val="28"/>
+          <w:lang w:val="ru-RU"/>
+        </w:rPr>
+        <w:t>, независимо от того, кто её запустил.</w:t>
       </w:r>
     </w:p>
     <w:p>
@@ -2250,15 +2779,77 @@
           <w:lang w:val="en-US"/>
         </w:rPr>
       </w:pPr>
-      <w:r>
-        <w:rPr>
-          <w:rFonts w:ascii="Times New Roman" w:eastAsia="Times New Roman" w:hAnsi="Times New Roman" w:cs="Times New Roman"/>
-          <w:sz w:val="28"/>
-          <w:szCs w:val="28"/>
-          <w:lang w:val="en-US"/>
-        </w:rPr>
-        <w:t>root@minix:~# chmod 4755 /home/student/newfile</w:t>
-      </w:r>
+      <w:proofErr w:type="spellStart"/>
+      <w:r>
+        <w:rPr>
+          <w:rFonts w:ascii="Times New Roman" w:eastAsia="Times New Roman" w:hAnsi="Times New Roman" w:cs="Times New Roman"/>
+          <w:sz w:val="28"/>
+          <w:szCs w:val="28"/>
+          <w:lang w:val="en-US"/>
+        </w:rPr>
+        <w:t>root@</w:t>
+      </w:r>
+      <w:proofErr w:type="gramStart"/>
+      <w:r>
+        <w:rPr>
+          <w:rFonts w:ascii="Times New Roman" w:eastAsia="Times New Roman" w:hAnsi="Times New Roman" w:cs="Times New Roman"/>
+          <w:sz w:val="28"/>
+          <w:szCs w:val="28"/>
+          <w:lang w:val="en-US"/>
+        </w:rPr>
+        <w:t>minix</w:t>
+      </w:r>
+      <w:proofErr w:type="spellEnd"/>
+      <w:r>
+        <w:rPr>
+          <w:rFonts w:ascii="Times New Roman" w:eastAsia="Times New Roman" w:hAnsi="Times New Roman" w:cs="Times New Roman"/>
+          <w:sz w:val="28"/>
+          <w:szCs w:val="28"/>
+          <w:lang w:val="en-US"/>
+        </w:rPr>
+        <w:t>:~</w:t>
+      </w:r>
+      <w:proofErr w:type="gramEnd"/>
+      <w:r>
+        <w:rPr>
+          <w:rFonts w:ascii="Times New Roman" w:eastAsia="Times New Roman" w:hAnsi="Times New Roman" w:cs="Times New Roman"/>
+          <w:sz w:val="28"/>
+          <w:szCs w:val="28"/>
+          <w:lang w:val="en-US"/>
+        </w:rPr>
+        <w:t xml:space="preserve"># </w:t>
+      </w:r>
+      <w:proofErr w:type="spellStart"/>
+      <w:r>
+        <w:rPr>
+          <w:rFonts w:ascii="Times New Roman" w:eastAsia="Times New Roman" w:hAnsi="Times New Roman" w:cs="Times New Roman"/>
+          <w:sz w:val="28"/>
+          <w:szCs w:val="28"/>
+          <w:lang w:val="en-US"/>
+        </w:rPr>
+        <w:t>chmod</w:t>
+      </w:r>
+      <w:proofErr w:type="spellEnd"/>
+      <w:r>
+        <w:rPr>
+          <w:rFonts w:ascii="Times New Roman" w:eastAsia="Times New Roman" w:hAnsi="Times New Roman" w:cs="Times New Roman"/>
+          <w:sz w:val="28"/>
+          <w:szCs w:val="28"/>
+          <w:lang w:val="en-US"/>
+        </w:rPr>
+        <w:t xml:space="preserve"> 4755 /home/student/</w:t>
+      </w:r>
+      <w:proofErr w:type="spellStart"/>
+      <w:r>
+        <w:rPr>
+          <w:rFonts w:ascii="Times New Roman" w:eastAsia="Times New Roman" w:hAnsi="Times New Roman" w:cs="Times New Roman"/>
+          <w:sz w:val="28"/>
+          <w:szCs w:val="28"/>
+          <w:lang w:val="en-US"/>
+        </w:rPr>
+        <w:t>newfile</w:t>
+      </w:r>
+      <w:proofErr w:type="spellEnd"/>
     </w:p>
     <w:p>
       <w:pPr>
@@ -2271,15 +2862,57 @@
           <w:lang w:val="en-US"/>
         </w:rPr>
       </w:pPr>
-      <w:r>
-        <w:rPr>
-          <w:rFonts w:ascii="Times New Roman" w:eastAsia="Times New Roman" w:hAnsi="Times New Roman" w:cs="Times New Roman"/>
-          <w:sz w:val="28"/>
-          <w:szCs w:val="28"/>
-          <w:lang w:val="en-US"/>
-        </w:rPr>
-        <w:t>root@minix:~# ls -l /home/student/newfile</w:t>
-      </w:r>
+      <w:proofErr w:type="spellStart"/>
+      <w:r>
+        <w:rPr>
+          <w:rFonts w:ascii="Times New Roman" w:eastAsia="Times New Roman" w:hAnsi="Times New Roman" w:cs="Times New Roman"/>
+          <w:sz w:val="28"/>
+          <w:szCs w:val="28"/>
+          <w:lang w:val="en-US"/>
+        </w:rPr>
+        <w:t>root@</w:t>
+      </w:r>
+      <w:proofErr w:type="gramStart"/>
+      <w:r>
+        <w:rPr>
+          <w:rFonts w:ascii="Times New Roman" w:eastAsia="Times New Roman" w:hAnsi="Times New Roman" w:cs="Times New Roman"/>
+          <w:sz w:val="28"/>
+          <w:szCs w:val="28"/>
+          <w:lang w:val="en-US"/>
+        </w:rPr>
+        <w:t>minix</w:t>
+      </w:r>
+      <w:proofErr w:type="spellEnd"/>
+      <w:r>
+        <w:rPr>
+          <w:rFonts w:ascii="Times New Roman" w:eastAsia="Times New Roman" w:hAnsi="Times New Roman" w:cs="Times New Roman"/>
+          <w:sz w:val="28"/>
+          <w:szCs w:val="28"/>
+          <w:lang w:val="en-US"/>
+        </w:rPr>
+        <w:t>:~</w:t>
+      </w:r>
+      <w:proofErr w:type="gramEnd"/>
+      <w:r>
+        <w:rPr>
+          <w:rFonts w:ascii="Times New Roman" w:eastAsia="Times New Roman" w:hAnsi="Times New Roman" w:cs="Times New Roman"/>
+          <w:sz w:val="28"/>
+          <w:szCs w:val="28"/>
+          <w:lang w:val="en-US"/>
+        </w:rPr>
+        <w:t># ls -l /home/student/</w:t>
+      </w:r>
+      <w:proofErr w:type="spellStart"/>
+      <w:r>
+        <w:rPr>
+          <w:rFonts w:ascii="Times New Roman" w:eastAsia="Times New Roman" w:hAnsi="Times New Roman" w:cs="Times New Roman"/>
+          <w:sz w:val="28"/>
+          <w:szCs w:val="28"/>
+          <w:lang w:val="en-US"/>
+        </w:rPr>
+        <w:t>newfile</w:t>
+      </w:r>
+      <w:proofErr w:type="spellEnd"/>
     </w:p>
     <w:p>
       <w:pPr>
@@ -2299,8 +2932,79 @@
           <w:szCs w:val="28"/>
           <w:lang w:val="en-US"/>
         </w:rPr>
-        <w:t>-rwsr-xr-x  1 root  operator  5 Sep 28 18:01 /home/student/newfile</w:t>
-      </w:r>
+        <w:t>-</w:t>
+      </w:r>
+      <w:proofErr w:type="spellStart"/>
+      <w:r>
+        <w:rPr>
+          <w:rFonts w:ascii="Times New Roman" w:eastAsia="Times New Roman" w:hAnsi="Times New Roman" w:cs="Times New Roman"/>
+          <w:sz w:val="28"/>
+          <w:szCs w:val="28"/>
+          <w:lang w:val="en-US"/>
+        </w:rPr>
+        <w:t>rwsr</w:t>
+      </w:r>
+      <w:proofErr w:type="spellEnd"/>
+      <w:r>
+        <w:rPr>
+          <w:rFonts w:ascii="Times New Roman" w:eastAsia="Times New Roman" w:hAnsi="Times New Roman" w:cs="Times New Roman"/>
+          <w:sz w:val="28"/>
+          <w:szCs w:val="28"/>
+          <w:lang w:val="en-US"/>
+        </w:rPr>
+        <w:t>-</w:t>
+      </w:r>
+      <w:proofErr w:type="spellStart"/>
+      <w:r>
+        <w:rPr>
+          <w:rFonts w:ascii="Times New Roman" w:eastAsia="Times New Roman" w:hAnsi="Times New Roman" w:cs="Times New Roman"/>
+          <w:sz w:val="28"/>
+          <w:szCs w:val="28"/>
+          <w:lang w:val="en-US"/>
+        </w:rPr>
+        <w:t>xr</w:t>
+      </w:r>
+      <w:proofErr w:type="spellEnd"/>
+      <w:r>
+        <w:rPr>
+          <w:rFonts w:ascii="Times New Roman" w:eastAsia="Times New Roman" w:hAnsi="Times New Roman" w:cs="Times New Roman"/>
+          <w:sz w:val="28"/>
+          <w:szCs w:val="28"/>
+          <w:lang w:val="en-US"/>
+        </w:rPr>
+        <w:t>-</w:t>
+      </w:r>
+      <w:proofErr w:type="gramStart"/>
+      <w:r>
+        <w:rPr>
+          <w:rFonts w:ascii="Times New Roman" w:eastAsia="Times New Roman" w:hAnsi="Times New Roman" w:cs="Times New Roman"/>
+          <w:sz w:val="28"/>
+          <w:szCs w:val="28"/>
+          <w:lang w:val="en-US"/>
+        </w:rPr>
+        <w:t>x  1</w:t>
+      </w:r>
+      <w:proofErr w:type="gramEnd"/>
+      <w:r>
+        <w:rPr>
+          <w:rFonts w:ascii="Times New Roman" w:eastAsia="Times New Roman" w:hAnsi="Times New Roman" w:cs="Times New Roman"/>
+          <w:sz w:val="28"/>
+          <w:szCs w:val="28"/>
+          <w:lang w:val="en-US"/>
+        </w:rPr>
+        <w:t xml:space="preserve"> root  operator  5 Sep 28 18:01 /home/student/</w:t>
+      </w:r>
+      <w:proofErr w:type="spellStart"/>
+      <w:r>
+        <w:rPr>
+          <w:rFonts w:ascii="Times New Roman" w:eastAsia="Times New Roman" w:hAnsi="Times New Roman" w:cs="Times New Roman"/>
+          <w:sz w:val="28"/>
+          <w:szCs w:val="28"/>
+          <w:lang w:val="en-US"/>
+        </w:rPr>
+        <w:t>newfile</w:t>
+      </w:r>
+      <w:proofErr w:type="spellEnd"/>
     </w:p>
     <w:p>
       <w:pPr>
@@ -2323,7 +3027,7 @@
           <w:rFonts w:ascii="Times New Roman" w:eastAsia="Times New Roman" w:hAnsi="Times New Roman" w:cs="Times New Roman"/>
           <w:sz w:val="28"/>
           <w:szCs w:val="28"/>
-          <w:lang w:val="en-US"/>
+          <w:lang w:val="ru-RU"/>
         </w:rPr>
       </w:pPr>
       <w:r>
@@ -2405,7 +3109,107 @@
           <w:szCs w:val="28"/>
           <w:lang w:val="ru-RU"/>
         </w:rPr>
-        <w:t>Пример с каталогом: есть общий каталог /shared для группы developers. Пользователи Алиса и Боб входят в эту группу. Без SGID каждый новый файл получает группу того, кто его создал (у Алисы — alice, у Боба — bob), и второй не сможет его редактировать. С SGID все файлы получают группу developers, и оба имеют доступ.</w:t>
+        <w:t>Пример с каталогом: есть общий каталог /</w:t>
+      </w:r>
+      <w:proofErr w:type="spellStart"/>
+      <w:r>
+        <w:rPr>
+          <w:rFonts w:ascii="Times New Roman" w:eastAsia="Times New Roman" w:hAnsi="Times New Roman" w:cs="Times New Roman"/>
+          <w:sz w:val="28"/>
+          <w:szCs w:val="28"/>
+          <w:lang w:val="ru-RU"/>
+        </w:rPr>
+        <w:t>shared</w:t>
+      </w:r>
+      <w:proofErr w:type="spellEnd"/>
+      <w:r>
+        <w:rPr>
+          <w:rFonts w:ascii="Times New Roman" w:eastAsia="Times New Roman" w:hAnsi="Times New Roman" w:cs="Times New Roman"/>
+          <w:sz w:val="28"/>
+          <w:szCs w:val="28"/>
+          <w:lang w:val="ru-RU"/>
+        </w:rPr>
+        <w:t xml:space="preserve"> для группы </w:t>
+      </w:r>
+      <w:proofErr w:type="spellStart"/>
+      <w:r>
+        <w:rPr>
+          <w:rFonts w:ascii="Times New Roman" w:eastAsia="Times New Roman" w:hAnsi="Times New Roman" w:cs="Times New Roman"/>
+          <w:sz w:val="28"/>
+          <w:szCs w:val="28"/>
+          <w:lang w:val="ru-RU"/>
+        </w:rPr>
+        <w:t>developers</w:t>
+      </w:r>
+      <w:proofErr w:type="spellEnd"/>
+      <w:r>
+        <w:rPr>
+          <w:rFonts w:ascii="Times New Roman" w:eastAsia="Times New Roman" w:hAnsi="Times New Roman" w:cs="Times New Roman"/>
+          <w:sz w:val="28"/>
+          <w:szCs w:val="28"/>
+          <w:lang w:val="ru-RU"/>
+        </w:rPr>
+        <w:t xml:space="preserve">. Пользователи Алиса и Боб входят в эту группу. Без SGID каждый новый файл получает группу того, кто его создал (у Алисы — </w:t>
+      </w:r>
+      <w:proofErr w:type="spellStart"/>
+      <w:r>
+        <w:rPr>
+          <w:rFonts w:ascii="Times New Roman" w:eastAsia="Times New Roman" w:hAnsi="Times New Roman" w:cs="Times New Roman"/>
+          <w:sz w:val="28"/>
+          <w:szCs w:val="28"/>
+          <w:lang w:val="ru-RU"/>
+        </w:rPr>
+        <w:t>alice</w:t>
+      </w:r>
+      <w:proofErr w:type="spellEnd"/>
+      <w:r>
+        <w:rPr>
+          <w:rFonts w:ascii="Times New Roman" w:eastAsia="Times New Roman" w:hAnsi="Times New Roman" w:cs="Times New Roman"/>
+          <w:sz w:val="28"/>
+          <w:szCs w:val="28"/>
+          <w:lang w:val="ru-RU"/>
+        </w:rPr>
+        <w:t xml:space="preserve">, у Боба — </w:t>
+      </w:r>
+      <w:proofErr w:type="spellStart"/>
+      <w:r>
+        <w:rPr>
+          <w:rFonts w:ascii="Times New Roman" w:eastAsia="Times New Roman" w:hAnsi="Times New Roman" w:cs="Times New Roman"/>
+          <w:sz w:val="28"/>
+          <w:szCs w:val="28"/>
+          <w:lang w:val="ru-RU"/>
+        </w:rPr>
+        <w:t>bob</w:t>
+      </w:r>
+      <w:proofErr w:type="spellEnd"/>
+      <w:r>
+        <w:rPr>
+          <w:rFonts w:ascii="Times New Roman" w:eastAsia="Times New Roman" w:hAnsi="Times New Roman" w:cs="Times New Roman"/>
+          <w:sz w:val="28"/>
+          <w:szCs w:val="28"/>
+          <w:lang w:val="ru-RU"/>
+        </w:rPr>
+        <w:t xml:space="preserve">), и второй не сможет его редактировать. С SGID все файлы получают группу </w:t>
+      </w:r>
+      <w:proofErr w:type="spellStart"/>
+      <w:r>
+        <w:rPr>
+          <w:rFonts w:ascii="Times New Roman" w:eastAsia="Times New Roman" w:hAnsi="Times New Roman" w:cs="Times New Roman"/>
+          <w:sz w:val="28"/>
+          <w:szCs w:val="28"/>
+          <w:lang w:val="ru-RU"/>
+        </w:rPr>
+        <w:t>developers</w:t>
+      </w:r>
+      <w:proofErr w:type="spellEnd"/>
+      <w:r>
+        <w:rPr>
+          <w:rFonts w:ascii="Times New Roman" w:eastAsia="Times New Roman" w:hAnsi="Times New Roman" w:cs="Times New Roman"/>
+          <w:sz w:val="28"/>
+          <w:szCs w:val="28"/>
+          <w:lang w:val="ru-RU"/>
+        </w:rPr>
+        <w:t>, и оба имеют доступ.</w:t>
       </w:r>
     </w:p>
     <w:p>
@@ -2423,6 +3227,7 @@
       <w:r>
         <w:rPr>
           <w:rFonts w:ascii="Times New Roman" w:eastAsia="Times New Roman" w:hAnsi="Times New Roman" w:cs="Times New Roman"/>
+          <w:noProof/>
           <w:sz w:val="28"/>
           <w:szCs w:val="28"/>
           <w:lang w:val="ru-RU"/>
@@ -2489,6 +3294,7 @@
           <w:lang w:val="ru-RU"/>
         </w:rPr>
       </w:pPr>
+      <w:proofErr w:type="spellStart"/>
       <w:r>
         <w:rPr>
           <w:rFonts w:ascii="Times New Roman" w:eastAsia="Times New Roman" w:hAnsi="Times New Roman" w:cs="Times New Roman"/>
@@ -2498,6 +3304,7 @@
         </w:rPr>
         <w:t>Stiky</w:t>
       </w:r>
+      <w:proofErr w:type="spellEnd"/>
       <w:r>
         <w:rPr>
           <w:rFonts w:ascii="Times New Roman" w:eastAsia="Times New Roman" w:hAnsi="Times New Roman" w:cs="Times New Roman"/>
@@ -2523,16 +3330,27 @@
           <w:szCs w:val="28"/>
           <w:lang w:val="ru-RU"/>
         </w:rPr>
-        <w:t xml:space="preserve">. </w:t>
-      </w:r>
-      <w:r>
-        <w:rPr>
-          <w:rFonts w:ascii="Times New Roman" w:eastAsia="Times New Roman" w:hAnsi="Times New Roman" w:cs="Times New Roman"/>
-          <w:sz w:val="28"/>
-          <w:szCs w:val="28"/>
-          <w:lang w:val="ru-RU"/>
-        </w:rPr>
-        <w:t>Удалить или переименовать файл в каталоге может только владелец этого файла (или root), даже если у всех есть право w (запись) на сам каталог.</w:t>
+        <w:t xml:space="preserve">. Удалить или переименовать файл в каталоге может только владелец этого файла (или </w:t>
+      </w:r>
+      <w:proofErr w:type="spellStart"/>
+      <w:r>
+        <w:rPr>
+          <w:rFonts w:ascii="Times New Roman" w:eastAsia="Times New Roman" w:hAnsi="Times New Roman" w:cs="Times New Roman"/>
+          <w:sz w:val="28"/>
+          <w:szCs w:val="28"/>
+          <w:lang w:val="ru-RU"/>
+        </w:rPr>
+        <w:t>root</w:t>
+      </w:r>
+      <w:proofErr w:type="spellEnd"/>
+      <w:r>
+        <w:rPr>
+          <w:rFonts w:ascii="Times New Roman" w:eastAsia="Times New Roman" w:hAnsi="Times New Roman" w:cs="Times New Roman"/>
+          <w:sz w:val="28"/>
+          <w:szCs w:val="28"/>
+          <w:lang w:val="ru-RU"/>
+        </w:rPr>
+        <w:t>), даже если у всех есть право w (запись) на сам каталог.</w:t>
       </w:r>
     </w:p>
     <w:p>
@@ -2549,6 +3367,7 @@
       <w:r>
         <w:rPr>
           <w:rFonts w:ascii="Times New Roman" w:eastAsia="Times New Roman" w:hAnsi="Times New Roman" w:cs="Times New Roman"/>
+          <w:noProof/>
           <w:sz w:val="28"/>
           <w:szCs w:val="28"/>
           <w:lang w:val="ru-RU"/>
